--- a/resources/exemple/contenus/Organisation des secours en cas d’accident.docx
+++ b/resources/exemple/contenus/Organisation des secours en cas d’accident.docx
@@ -78,13 +78,13 @@
               <wp:anchor distT="0" distB="0" distL="114300" distR="114300" simplePos="0" relativeHeight="251659264" behindDoc="0" locked="0" layoutInCell="1" allowOverlap="1" wp14:anchorId="04A1C7BD" wp14:editId="4D783FAD">
                 <wp:simplePos x="0" y="0"/>
                 <wp:positionH relativeFrom="column">
-                  <wp:posOffset>401743</wp:posOffset>
+                  <wp:posOffset>401955</wp:posOffset>
                 </wp:positionH>
                 <wp:positionV relativeFrom="paragraph">
-                  <wp:posOffset>128905</wp:posOffset>
+                  <wp:posOffset>131445</wp:posOffset>
                 </wp:positionV>
-                <wp:extent cx="5734050" cy="2294255"/>
-                <wp:effectExtent l="0" t="0" r="31750" b="42545"/>
+                <wp:extent cx="5734050" cy="2711450"/>
+                <wp:effectExtent l="0" t="0" r="38100" b="50800"/>
                 <wp:wrapNone/>
                 <wp:docPr id="1" name="Rectangle 30"/>
                 <wp:cNvGraphicFramePr>
@@ -99,7 +99,7 @@
                       <wps:spPr bwMode="auto">
                         <a:xfrm>
                           <a:off x="0" y="0"/>
-                          <a:ext cx="5734050" cy="2294255"/>
+                          <a:ext cx="5734050" cy="2711450"/>
                         </a:xfrm>
                         <a:prstGeom prst="rect">
                           <a:avLst/>
@@ -466,7 +466,7 @@
           </mc:Choice>
           <mc:Fallback>
             <w:pict>
-              <v:rect w14:anchorId="04A1C7BD" id="Rectangle 30" o:spid="_x0000_s1026" style="position:absolute;left:0;text-align:left;margin-left:31.65pt;margin-top:10.15pt;width:451.5pt;height:180.65pt;z-index:251659264;visibility:visible;mso-wrap-style:square;mso-width-percent:0;mso-height-percent:0;mso-wrap-distance-left:9pt;mso-wrap-distance-top:0;mso-wrap-distance-right:9pt;mso-wrap-distance-bottom:0;mso-position-horizontal:absolute;mso-position-horizontal-relative:text;mso-position-vertical:absolute;mso-position-vertical-relative:text;mso-width-percent:0;mso-height-percent:0;mso-width-relative:page;mso-height-relative:page;v-text-anchor:middle" o:gfxdata="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" strokecolor="#95b3d7" strokeweight="1pt">
+              <v:rect w14:anchorId="04A1C7BD" id="Rectangle 30" o:spid="_x0000_s1026" style="position:absolute;left:0;text-align:left;margin-left:31.65pt;margin-top:10.35pt;width:451.5pt;height:213.5pt;z-index:251659264;visibility:visible;mso-wrap-style:square;mso-width-percent:0;mso-height-percent:0;mso-wrap-distance-left:9pt;mso-wrap-distance-top:0;mso-wrap-distance-right:9pt;mso-wrap-distance-bottom:0;mso-position-horizontal:absolute;mso-position-horizontal-relative:text;mso-position-vertical:absolute;mso-position-vertical-relative:text;mso-width-percent:0;mso-height-percent:0;mso-width-relative:page;mso-height-relative:page;v-text-anchor:middle" o:gfxdata="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" strokecolor="#95b3d7" strokeweight="1pt">
                 <v:fill color2="#b9cde5" focus="100%" type="gradient"/>
                 <v:shadow on="t" color="#254061" opacity=".5" offset="1pt"/>
                 <v:textbox>
@@ -966,20 +966,6 @@
     </w:p>
     <w:p>
       <w:pPr>
-        <w:spacing w:after="0" w:line="240" w:lineRule="auto"/>
-        <w:rPr>
-          <w:rFonts w:ascii="Times New Roman" w:eastAsia="Calibri" w:hAnsi="Times New Roman" w:cs="Times New Roman"/>
-          <w:b/>
-          <w:bCs/>
-          <w:kern w:val="0"/>
-          <w:sz w:val="24"/>
-          <w:szCs w:val="24"/>
-          <w14:ligatures w14:val="none"/>
-        </w:rPr>
-      </w:pPr>
-    </w:p>
-    <w:p>
-      <w:pPr>
         <w:spacing w:after="200" w:line="276" w:lineRule="auto"/>
         <w:rPr>
           <w:rFonts w:ascii="Cambria" w:eastAsia="Times New Roman" w:hAnsi="Cambria" w:cs="Times New Roman"/>
@@ -991,20 +977,10 @@
           <w14:ligatures w14:val="none"/>
         </w:rPr>
       </w:pPr>
-      <w:r>
-        <w:rPr>
-          <w:rFonts w:ascii="Calibri" w:eastAsia="Calibri" w:hAnsi="Calibri" w:cs="Times New Roman"/>
-          <w:kern w:val="0"/>
-          <w:highlight w:val="lightGray"/>
-          <w14:ligatures w14:val="none"/>
-        </w:rPr>
-        <w:br w:type="page"/>
-      </w:r>
-    </w:p>
-    <w:p>
       <w:bookmarkStart w:id="0" w:name="_GoBack"/>
       <w:bookmarkEnd w:id="0"/>
     </w:p>
+    <w:p/>
     <w:sectPr>
       <w:pgSz w:w="11906" w:h="16838"/>
       <w:pgMar w:top="1417" w:right="1417" w:bottom="1417" w:left="1417" w:header="708" w:footer="708" w:gutter="0"/>
